--- a/01 Documentación/Scrum/Sprint I/EcoWaste_Historias de usuario Sprint I.docx
+++ b/01 Documentación/Scrum/Sprint I/EcoWaste_Historias de usuario Sprint I.docx
@@ -34,12 +34,12 @@
         <w:tblLook w:val="04A0" w:firstRow="1" w:lastRow="0" w:firstColumn="1" w:lastColumn="0" w:noHBand="0" w:noVBand="1"/>
       </w:tblPr>
       <w:tblGrid>
-        <w:gridCol w:w="1045"/>
-        <w:gridCol w:w="3245"/>
-        <w:gridCol w:w="1663"/>
-        <w:gridCol w:w="894"/>
-        <w:gridCol w:w="1951"/>
-        <w:gridCol w:w="1818"/>
+        <w:gridCol w:w="801"/>
+        <w:gridCol w:w="3592"/>
+        <w:gridCol w:w="1414"/>
+        <w:gridCol w:w="992"/>
+        <w:gridCol w:w="1701"/>
+        <w:gridCol w:w="1985"/>
       </w:tblGrid>
       <w:tr>
         <w:trPr>
@@ -424,17 +424,19 @@
               <w:jc w:val="center"/>
               <w:rPr>
                 <w:noProof/>
+                <w:lang w:val="es-PE"/>
               </w:rPr>
             </w:pPr>
             <w:r>
               <w:rPr>
                 <w:noProof/>
+                <w:lang w:val="es-PE"/>
               </w:rPr>
               <w:drawing>
-                <wp:inline distT="0" distB="0" distL="0" distR="0" wp14:anchorId="63154EAC" wp14:editId="43781724">
-                  <wp:extent cx="6614733" cy="4343776"/>
-                  <wp:effectExtent l="0" t="0" r="0" b="0"/>
-                  <wp:docPr id="2001611594" name="Imagen 1"/>
+                <wp:inline distT="0" distB="0" distL="0" distR="0" wp14:anchorId="6974B2EE" wp14:editId="3D013319">
+                  <wp:extent cx="6332220" cy="4110355"/>
+                  <wp:effectExtent l="0" t="0" r="0" b="4445"/>
+                  <wp:docPr id="1033053397" name="Imagen 1"/>
                   <wp:cNvGraphicFramePr>
                     <a:graphicFrameLocks xmlns:a="http://schemas.openxmlformats.org/drawingml/2006/main" noChangeAspect="1"/>
                   </wp:cNvGraphicFramePr>
@@ -442,7 +444,7 @@
                     <a:graphicData uri="http://schemas.openxmlformats.org/drawingml/2006/picture">
                       <pic:pic xmlns:pic="http://schemas.openxmlformats.org/drawingml/2006/picture">
                         <pic:nvPicPr>
-                          <pic:cNvPr id="2001611594" name=""/>
+                          <pic:cNvPr id="1033053397" name=""/>
                           <pic:cNvPicPr/>
                         </pic:nvPicPr>
                         <pic:blipFill>
@@ -454,7 +456,7 @@
                         <pic:spPr>
                           <a:xfrm>
                             <a:off x="0" y="0"/>
-                            <a:ext cx="6614733" cy="4343776"/>
+                            <a:ext cx="6332220" cy="4110355"/>
                           </a:xfrm>
                           <a:prstGeom prst="rect">
                             <a:avLst/>
@@ -467,7 +469,6 @@
               </w:drawing>
             </w:r>
           </w:p>
-          <w:p/>
         </w:tc>
       </w:tr>
       <w:tr>
@@ -685,12 +686,12 @@
         <w:tblLook w:val="04A0" w:firstRow="1" w:lastRow="0" w:firstColumn="1" w:lastColumn="0" w:noHBand="0" w:noVBand="1"/>
       </w:tblPr>
       <w:tblGrid>
-        <w:gridCol w:w="1038"/>
-        <w:gridCol w:w="3352"/>
-        <w:gridCol w:w="1651"/>
-        <w:gridCol w:w="888"/>
-        <w:gridCol w:w="1937"/>
-        <w:gridCol w:w="1805"/>
+        <w:gridCol w:w="801"/>
+        <w:gridCol w:w="3592"/>
+        <w:gridCol w:w="1414"/>
+        <w:gridCol w:w="992"/>
+        <w:gridCol w:w="1701"/>
+        <w:gridCol w:w="1985"/>
       </w:tblGrid>
       <w:tr>
         <w:trPr>
@@ -725,7 +726,6 @@
                 <w:sz w:val="22"/>
                 <w:szCs w:val="22"/>
               </w:rPr>
-              <w:lastRenderedPageBreak/>
               <w:t>Titulo</w:t>
             </w:r>
             <w:proofErr w:type="spellEnd"/>
@@ -962,6 +962,7 @@
                 <w:sz w:val="22"/>
                 <w:szCs w:val="22"/>
               </w:rPr>
+              <w:lastRenderedPageBreak/>
               <w:t>Descripción</w:t>
             </w:r>
             <w:proofErr w:type="spellEnd"/>
@@ -1073,14 +1074,11 @@
               <w:jc w:val="center"/>
             </w:pPr>
             <w:r>
-              <w:rPr>
-                <w:noProof/>
-              </w:rPr>
               <w:drawing>
-                <wp:inline distT="0" distB="0" distL="0" distR="0" wp14:anchorId="711CA72D" wp14:editId="73466726">
-                  <wp:extent cx="6645910" cy="4187190"/>
-                  <wp:effectExtent l="0" t="0" r="2540" b="3810"/>
-                  <wp:docPr id="2144999792" name="Imagen 1"/>
+                <wp:inline distT="0" distB="0" distL="0" distR="0" wp14:anchorId="037CA5BD" wp14:editId="5FEEE42D">
+                  <wp:extent cx="6332220" cy="4041775"/>
+                  <wp:effectExtent l="0" t="0" r="0" b="0"/>
+                  <wp:docPr id="14491552" name="Imagen 1"/>
                   <wp:cNvGraphicFramePr>
                     <a:graphicFrameLocks xmlns:a="http://schemas.openxmlformats.org/drawingml/2006/main" noChangeAspect="1"/>
                   </wp:cNvGraphicFramePr>
@@ -1088,7 +1086,7 @@
                     <a:graphicData uri="http://schemas.openxmlformats.org/drawingml/2006/picture">
                       <pic:pic xmlns:pic="http://schemas.openxmlformats.org/drawingml/2006/picture">
                         <pic:nvPicPr>
-                          <pic:cNvPr id="2144999792" name=""/>
+                          <pic:cNvPr id="14491552" name=""/>
                           <pic:cNvPicPr/>
                         </pic:nvPicPr>
                         <pic:blipFill>
@@ -1100,7 +1098,7 @@
                         <pic:spPr>
                           <a:xfrm>
                             <a:off x="0" y="0"/>
-                            <a:ext cx="6645910" cy="4187190"/>
+                            <a:ext cx="6332220" cy="4041775"/>
                           </a:xfrm>
                           <a:prstGeom prst="rect">
                             <a:avLst/>
@@ -1118,15 +1116,12 @@
               <w:jc w:val="center"/>
             </w:pPr>
             <w:r>
-              <w:rPr>
-                <w:noProof/>
-              </w:rPr>
               <w:lastRenderedPageBreak/>
               <w:drawing>
-                <wp:inline distT="0" distB="0" distL="0" distR="0" wp14:anchorId="6EF01C1B" wp14:editId="0C732907">
-                  <wp:extent cx="6599492" cy="4282811"/>
-                  <wp:effectExtent l="0" t="0" r="0" b="3810"/>
-                  <wp:docPr id="852117976" name="Imagen 1"/>
+                <wp:inline distT="0" distB="0" distL="0" distR="0" wp14:anchorId="25AB10EF" wp14:editId="2EB5660F">
+                  <wp:extent cx="6332220" cy="4161155"/>
+                  <wp:effectExtent l="0" t="0" r="0" b="0"/>
+                  <wp:docPr id="391933319" name="Imagen 1"/>
                   <wp:cNvGraphicFramePr>
                     <a:graphicFrameLocks xmlns:a="http://schemas.openxmlformats.org/drawingml/2006/main" noChangeAspect="1"/>
                   </wp:cNvGraphicFramePr>
@@ -1134,7 +1129,7 @@
                     <a:graphicData uri="http://schemas.openxmlformats.org/drawingml/2006/picture">
                       <pic:pic xmlns:pic="http://schemas.openxmlformats.org/drawingml/2006/picture">
                         <pic:nvPicPr>
-                          <pic:cNvPr id="852117976" name=""/>
+                          <pic:cNvPr id="391933319" name=""/>
                           <pic:cNvPicPr/>
                         </pic:nvPicPr>
                         <pic:blipFill>
@@ -1146,7 +1141,7 @@
                         <pic:spPr>
                           <a:xfrm>
                             <a:off x="0" y="0"/>
-                            <a:ext cx="6599492" cy="4282811"/>
+                            <a:ext cx="6332220" cy="4161155"/>
                           </a:xfrm>
                           <a:prstGeom prst="rect">
                             <a:avLst/>
@@ -1419,12 +1414,12 @@
         <w:tblLook w:val="04A0" w:firstRow="1" w:lastRow="0" w:firstColumn="1" w:lastColumn="0" w:noHBand="0" w:noVBand="1"/>
       </w:tblPr>
       <w:tblGrid>
-        <w:gridCol w:w="1037"/>
-        <w:gridCol w:w="3346"/>
-        <w:gridCol w:w="1648"/>
-        <w:gridCol w:w="886"/>
-        <w:gridCol w:w="1934"/>
-        <w:gridCol w:w="1801"/>
+        <w:gridCol w:w="801"/>
+        <w:gridCol w:w="3592"/>
+        <w:gridCol w:w="1414"/>
+        <w:gridCol w:w="992"/>
+        <w:gridCol w:w="1701"/>
+        <w:gridCol w:w="1985"/>
       </w:tblGrid>
       <w:tr>
         <w:trPr>
@@ -1459,7 +1454,6 @@
                 <w:sz w:val="22"/>
                 <w:szCs w:val="22"/>
               </w:rPr>
-              <w:lastRenderedPageBreak/>
               <w:t>Titulo</w:t>
             </w:r>
             <w:proofErr w:type="spellEnd"/>
@@ -1696,6 +1690,7 @@
                 <w:sz w:val="22"/>
                 <w:szCs w:val="22"/>
               </w:rPr>
+              <w:lastRenderedPageBreak/>
               <w:t>Descripción</w:t>
             </w:r>
             <w:proofErr w:type="spellEnd"/>
@@ -1809,14 +1804,11 @@
               <w:jc w:val="center"/>
             </w:pPr>
             <w:r>
-              <w:rPr>
-                <w:noProof/>
-              </w:rPr>
               <w:drawing>
-                <wp:inline distT="0" distB="0" distL="0" distR="0" wp14:anchorId="38F9B6B4" wp14:editId="5EE2E3F7">
-                  <wp:extent cx="6637595" cy="4320914"/>
-                  <wp:effectExtent l="0" t="0" r="0" b="3810"/>
-                  <wp:docPr id="123451965" name="Imagen 1"/>
+                <wp:inline distT="0" distB="0" distL="0" distR="0" wp14:anchorId="5E083575" wp14:editId="7BF7B001">
+                  <wp:extent cx="6332220" cy="4163060"/>
+                  <wp:effectExtent l="0" t="0" r="0" b="8890"/>
+                  <wp:docPr id="878913436" name="Imagen 1"/>
                   <wp:cNvGraphicFramePr>
                     <a:graphicFrameLocks xmlns:a="http://schemas.openxmlformats.org/drawingml/2006/main" noChangeAspect="1"/>
                   </wp:cNvGraphicFramePr>
@@ -1824,7 +1816,7 @@
                     <a:graphicData uri="http://schemas.openxmlformats.org/drawingml/2006/picture">
                       <pic:pic xmlns:pic="http://schemas.openxmlformats.org/drawingml/2006/picture">
                         <pic:nvPicPr>
-                          <pic:cNvPr id="123451965" name=""/>
+                          <pic:cNvPr id="878913436" name=""/>
                           <pic:cNvPicPr/>
                         </pic:nvPicPr>
                         <pic:blipFill>
@@ -1836,7 +1828,7 @@
                         <pic:spPr>
                           <a:xfrm>
                             <a:off x="0" y="0"/>
-                            <a:ext cx="6637595" cy="4320914"/>
+                            <a:ext cx="6332220" cy="4163060"/>
                           </a:xfrm>
                           <a:prstGeom prst="rect">
                             <a:avLst/>
@@ -1854,15 +1846,12 @@
               <w:jc w:val="center"/>
             </w:pPr>
             <w:r>
-              <w:rPr>
-                <w:noProof/>
-              </w:rPr>
               <w:lastRenderedPageBreak/>
               <w:drawing>
-                <wp:inline distT="0" distB="0" distL="0" distR="0" wp14:anchorId="41506CFF" wp14:editId="45724C8D">
-                  <wp:extent cx="6637595" cy="4343776"/>
-                  <wp:effectExtent l="0" t="0" r="0" b="0"/>
-                  <wp:docPr id="2089590038" name="Imagen 1"/>
+                <wp:inline distT="0" distB="0" distL="0" distR="0" wp14:anchorId="66803229" wp14:editId="5F11468E">
+                  <wp:extent cx="6332220" cy="4148455"/>
+                  <wp:effectExtent l="0" t="0" r="0" b="4445"/>
+                  <wp:docPr id="853937039" name="Imagen 1"/>
                   <wp:cNvGraphicFramePr>
                     <a:graphicFrameLocks xmlns:a="http://schemas.openxmlformats.org/drawingml/2006/main" noChangeAspect="1"/>
                   </wp:cNvGraphicFramePr>
@@ -1870,7 +1859,7 @@
                     <a:graphicData uri="http://schemas.openxmlformats.org/drawingml/2006/picture">
                       <pic:pic xmlns:pic="http://schemas.openxmlformats.org/drawingml/2006/picture">
                         <pic:nvPicPr>
-                          <pic:cNvPr id="2089590038" name=""/>
+                          <pic:cNvPr id="853937039" name=""/>
                           <pic:cNvPicPr/>
                         </pic:nvPicPr>
                         <pic:blipFill>
@@ -1882,7 +1871,7 @@
                         <pic:spPr>
                           <a:xfrm>
                             <a:off x="0" y="0"/>
-                            <a:ext cx="6637595" cy="4343776"/>
+                            <a:ext cx="6332220" cy="4148455"/>
                           </a:xfrm>
                           <a:prstGeom prst="rect">
                             <a:avLst/>
@@ -1926,6 +1915,7 @@
                 <w:sz w:val="22"/>
                 <w:szCs w:val="22"/>
               </w:rPr>
+              <w:lastRenderedPageBreak/>
               <w:t>Criterio</w:t>
             </w:r>
             <w:proofErr w:type="spellEnd"/>
@@ -2007,21 +1997,7 @@
               <w:rPr>
                 <w:lang w:val="es-PE"/>
               </w:rPr>
-              <w:t xml:space="preserve">Al actualizar cualquier campo de la publicación y se hace </w:t>
-            </w:r>
-            <w:proofErr w:type="gramStart"/>
-            <w:r>
-              <w:rPr>
-                <w:lang w:val="es-PE"/>
-              </w:rPr>
-              <w:t>Click</w:t>
-            </w:r>
-            <w:proofErr w:type="gramEnd"/>
-            <w:r>
-              <w:rPr>
-                <w:lang w:val="es-PE"/>
-              </w:rPr>
-              <w:t xml:space="preserve"> en “Guardar” el sistema muestra un mensaje de “Cambios guardados y actualizados correctamente” y redirige a Home</w:t>
+              <w:t>Al actualizar cualquier campo de la publicación y se hace Click en “Guardar” el sistema muestra un mensaje de “Cambios guardados y actualizados correctamente” y redirige a Home</w:t>
             </w:r>
           </w:p>
         </w:tc>
@@ -2190,7 +2166,6 @@
                 <w:sz w:val="22"/>
                 <w:szCs w:val="22"/>
               </w:rPr>
-              <w:lastRenderedPageBreak/>
               <w:t>Titulo</w:t>
             </w:r>
             <w:proofErr w:type="spellEnd"/>
@@ -2431,6 +2406,7 @@
                 <w:sz w:val="22"/>
                 <w:szCs w:val="22"/>
               </w:rPr>
+              <w:lastRenderedPageBreak/>
               <w:t>Descripción</w:t>
             </w:r>
             <w:proofErr w:type="spellEnd"/>
@@ -2550,16 +2526,16 @@
               <mc:AlternateContent>
                 <mc:Choice Requires="wps">
                   <w:drawing>
-                    <wp:anchor distT="0" distB="0" distL="114300" distR="114300" simplePos="0" relativeHeight="251659264" behindDoc="0" locked="0" layoutInCell="1" allowOverlap="1" wp14:anchorId="4CEF95DD" wp14:editId="1E55148E">
+                    <wp:anchor distT="0" distB="0" distL="114300" distR="114300" simplePos="0" relativeHeight="251659264" behindDoc="0" locked="0" layoutInCell="1" allowOverlap="1" wp14:anchorId="4CEF95DD" wp14:editId="03E8F4CC">
                       <wp:simplePos x="0" y="0"/>
                       <wp:positionH relativeFrom="column">
-                        <wp:posOffset>5153025</wp:posOffset>
+                        <wp:posOffset>5102046</wp:posOffset>
                       </wp:positionH>
                       <wp:positionV relativeFrom="paragraph">
-                        <wp:posOffset>2580640</wp:posOffset>
+                        <wp:posOffset>2498033</wp:posOffset>
                       </wp:positionV>
-                      <wp:extent cx="830580" cy="95250"/>
-                      <wp:effectExtent l="0" t="209550" r="0" b="209550"/>
+                      <wp:extent cx="830580" cy="94975"/>
+                      <wp:effectExtent l="0" t="209550" r="0" b="210185"/>
                       <wp:wrapNone/>
                       <wp:docPr id="441924220" name="Flecha: a la derecha 2"/>
                       <wp:cNvGraphicFramePr/>
@@ -2568,9 +2544,9 @@
                           <wps:wsp>
                             <wps:cNvSpPr/>
                             <wps:spPr>
-                              <a:xfrm rot="19736281">
+                              <a:xfrm rot="19736281" flipV="1">
                                 <a:off x="0" y="0"/>
-                                <a:ext cx="830580" cy="95250"/>
+                                <a:ext cx="830580" cy="94975"/>
                               </a:xfrm>
                               <a:prstGeom prst="rightArrow">
                                 <a:avLst/>
@@ -2617,7 +2593,7 @@
                 </mc:Choice>
                 <mc:Fallback>
                   <w:pict>
-                    <v:shapetype w14:anchorId="27C38D61" id="_x0000_t13" coordsize="21600,21600" o:spt="13" adj="16200,5400" path="m@0,l@0@1,0@1,0@2@0@2@0,21600,21600,10800xe">
+                    <v:shapetype w14:anchorId="41169015" id="_x0000_t13" coordsize="21600,21600" o:spt="13" adj="16200,5400" path="m@0,l@0@1,0@1,0@2@0@2@0,21600,21600,10800xe">
                       <v:stroke joinstyle="miter"/>
                       <v:formulas>
                         <v:f eqn="val #0"/>
@@ -2633,20 +2609,17 @@
                         <v:h position="#0,#1" xrange="0,21600" yrange="0,10800"/>
                       </v:handles>
                     </v:shapetype>
-                    <v:shape id="Flecha: a la derecha 2" o:spid="_x0000_s1026" type="#_x0000_t13" style="position:absolute;margin-left:405.75pt;margin-top:203.2pt;width:65.4pt;height:7.5pt;rotation:-2035678fd;z-index:251659264;visibility:visible;mso-wrap-style:square;mso-height-percent:0;mso-wrap-distance-left:9pt;mso-wrap-distance-top:0;mso-wrap-distance-right:9pt;mso-wrap-distance-bottom:0;mso-position-horizontal:absolute;mso-position-horizontal-relative:text;mso-position-vertical:absolute;mso-position-vertical-relative:text;mso-height-percent:0;mso-height-relative:margin;v-text-anchor:middle" o:gfxdata="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" adj="20361" fillcolor="#e97132 [3205]" strokecolor="#e00" strokeweight="1.5pt"/>
+                    <v:shape id="Flecha: a la derecha 2" o:spid="_x0000_s1026" type="#_x0000_t13" style="position:absolute;margin-left:401.75pt;margin-top:196.7pt;width:65.4pt;height:7.5pt;rotation:2035678fd;flip:y;z-index:251659264;visibility:visible;mso-wrap-style:square;mso-height-percent:0;mso-wrap-distance-left:9pt;mso-wrap-distance-top:0;mso-wrap-distance-right:9pt;mso-wrap-distance-bottom:0;mso-position-horizontal:absolute;mso-position-horizontal-relative:text;mso-position-vertical:absolute;mso-position-vertical-relative:text;mso-height-percent:0;mso-height-relative:margin;v-text-anchor:middle" o:gfxdata="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" adj="20365" fillcolor="#e97132 [3205]" strokecolor="#e00" strokeweight="1.5pt"/>
                   </w:pict>
                 </mc:Fallback>
               </mc:AlternateContent>
             </w:r>
             <w:r>
-              <w:rPr>
-                <w:noProof/>
-              </w:rPr>
               <w:drawing>
-                <wp:inline distT="0" distB="0" distL="0" distR="0" wp14:anchorId="41025A30" wp14:editId="124AABAC">
-                  <wp:extent cx="6645910" cy="4187190"/>
-                  <wp:effectExtent l="0" t="0" r="2540" b="3810"/>
-                  <wp:docPr id="1853718701" name="Imagen 1"/>
+                <wp:inline distT="0" distB="0" distL="0" distR="0" wp14:anchorId="1E49604D" wp14:editId="00002612">
+                  <wp:extent cx="6332220" cy="4041775"/>
+                  <wp:effectExtent l="0" t="0" r="0" b="0"/>
+                  <wp:docPr id="1736239481" name="Imagen 1"/>
                   <wp:cNvGraphicFramePr>
                     <a:graphicFrameLocks xmlns:a="http://schemas.openxmlformats.org/drawingml/2006/main" noChangeAspect="1"/>
                   </wp:cNvGraphicFramePr>
@@ -2654,7 +2627,7 @@
                     <a:graphicData uri="http://schemas.openxmlformats.org/drawingml/2006/picture">
                       <pic:pic xmlns:pic="http://schemas.openxmlformats.org/drawingml/2006/picture">
                         <pic:nvPicPr>
-                          <pic:cNvPr id="2144999792" name=""/>
+                          <pic:cNvPr id="14491552" name=""/>
                           <pic:cNvPicPr/>
                         </pic:nvPicPr>
                         <pic:blipFill>
@@ -2666,7 +2639,7 @@
                         <pic:spPr>
                           <a:xfrm>
                             <a:off x="0" y="0"/>
-                            <a:ext cx="6645910" cy="4187190"/>
+                            <a:ext cx="6332220" cy="4041775"/>
                           </a:xfrm>
                           <a:prstGeom prst="rect">
                             <a:avLst/>
@@ -2838,19 +2811,23 @@
               </w:rPr>
               <w:t xml:space="preserve">Al seleccionar un ítem de la tabla y abrir las acciones, se presiona “Eliminar” el sistema muestra un mensaje de confirmación si </w:t>
             </w:r>
-            <w:proofErr w:type="spellStart"/>
-            <w:r>
-              <w:rPr>
-                <w:lang w:val="es-PE"/>
-              </w:rPr>
-              <w:t>esta</w:t>
-            </w:r>
-            <w:proofErr w:type="spellEnd"/>
+            <w:r>
+              <w:rPr>
+                <w:lang w:val="es-PE"/>
+              </w:rPr>
+              <w:t>está</w:t>
+            </w:r>
             <w:r>
               <w:rPr>
                 <w:lang w:val="es-PE"/>
               </w:rPr>
               <w:t xml:space="preserve"> segura de eliminar</w:t>
+            </w:r>
+            <w:r>
+              <w:rPr>
+                <w:lang w:val="es-PE"/>
+              </w:rPr>
+              <w:t>.</w:t>
             </w:r>
           </w:p>
         </w:tc>
@@ -3237,14 +3214,11 @@
               <w:jc w:val="center"/>
             </w:pPr>
             <w:r>
-              <w:rPr>
-                <w:noProof/>
-              </w:rPr>
               <w:drawing>
-                <wp:inline distT="0" distB="0" distL="0" distR="0" wp14:anchorId="63F9C656" wp14:editId="003AB2F4">
-                  <wp:extent cx="6629975" cy="4320914"/>
-                  <wp:effectExtent l="0" t="0" r="0" b="3810"/>
-                  <wp:docPr id="1001287324" name="Imagen 1"/>
+                <wp:inline distT="0" distB="0" distL="0" distR="0" wp14:anchorId="162144AD" wp14:editId="1554554D">
+                  <wp:extent cx="6332220" cy="4862830"/>
+                  <wp:effectExtent l="0" t="0" r="0" b="0"/>
+                  <wp:docPr id="637181467" name="Imagen 1"/>
                   <wp:cNvGraphicFramePr>
                     <a:graphicFrameLocks xmlns:a="http://schemas.openxmlformats.org/drawingml/2006/main" noChangeAspect="1"/>
                   </wp:cNvGraphicFramePr>
@@ -3252,7 +3226,7 @@
                     <a:graphicData uri="http://schemas.openxmlformats.org/drawingml/2006/picture">
                       <pic:pic xmlns:pic="http://schemas.openxmlformats.org/drawingml/2006/picture">
                         <pic:nvPicPr>
-                          <pic:cNvPr id="1001287324" name=""/>
+                          <pic:cNvPr id="637181467" name=""/>
                           <pic:cNvPicPr/>
                         </pic:nvPicPr>
                         <pic:blipFill>
@@ -3264,7 +3238,7 @@
                         <pic:spPr>
                           <a:xfrm>
                             <a:off x="0" y="0"/>
-                            <a:ext cx="6629975" cy="4320914"/>
+                            <a:ext cx="6332220" cy="4862830"/>
                           </a:xfrm>
                           <a:prstGeom prst="rect">
                             <a:avLst/>
@@ -3282,15 +3256,12 @@
               <w:jc w:val="center"/>
             </w:pPr>
             <w:r>
-              <w:rPr>
-                <w:noProof/>
-              </w:rPr>
               <w:lastRenderedPageBreak/>
               <w:drawing>
-                <wp:inline distT="0" distB="0" distL="0" distR="0" wp14:anchorId="66EFE8B8" wp14:editId="1CBFCFE3">
-                  <wp:extent cx="6645910" cy="4255770"/>
-                  <wp:effectExtent l="0" t="0" r="2540" b="0"/>
-                  <wp:docPr id="973770875" name="Imagen 1"/>
+                <wp:inline distT="0" distB="0" distL="0" distR="0" wp14:anchorId="073CEF1E" wp14:editId="47AE0A65">
+                  <wp:extent cx="6332220" cy="4160520"/>
+                  <wp:effectExtent l="0" t="0" r="0" b="0"/>
+                  <wp:docPr id="1345502385" name="Imagen 1"/>
                   <wp:cNvGraphicFramePr>
                     <a:graphicFrameLocks xmlns:a="http://schemas.openxmlformats.org/drawingml/2006/main" noChangeAspect="1"/>
                   </wp:cNvGraphicFramePr>
@@ -3298,7 +3269,7 @@
                     <a:graphicData uri="http://schemas.openxmlformats.org/drawingml/2006/picture">
                       <pic:pic xmlns:pic="http://schemas.openxmlformats.org/drawingml/2006/picture">
                         <pic:nvPicPr>
-                          <pic:cNvPr id="973770875" name=""/>
+                          <pic:cNvPr id="1345502385" name=""/>
                           <pic:cNvPicPr/>
                         </pic:nvPicPr>
                         <pic:blipFill>
@@ -3310,7 +3281,7 @@
                         <pic:spPr>
                           <a:xfrm>
                             <a:off x="0" y="0"/>
-                            <a:ext cx="6645910" cy="4255770"/>
+                            <a:ext cx="6332220" cy="4160520"/>
                           </a:xfrm>
                           <a:prstGeom prst="rect">
                             <a:avLst/>
@@ -3354,6 +3325,7 @@
                 <w:sz w:val="22"/>
                 <w:szCs w:val="22"/>
               </w:rPr>
+              <w:lastRenderedPageBreak/>
               <w:t>Criterio</w:t>
             </w:r>
             <w:proofErr w:type="spellEnd"/>
@@ -3582,12 +3554,12 @@
         <w:tblLook w:val="04A0" w:firstRow="1" w:lastRow="0" w:firstColumn="1" w:lastColumn="0" w:noHBand="0" w:noVBand="1"/>
       </w:tblPr>
       <w:tblGrid>
-        <w:gridCol w:w="1038"/>
-        <w:gridCol w:w="3352"/>
-        <w:gridCol w:w="1651"/>
-        <w:gridCol w:w="888"/>
-        <w:gridCol w:w="1937"/>
-        <w:gridCol w:w="1805"/>
+        <w:gridCol w:w="801"/>
+        <w:gridCol w:w="3592"/>
+        <w:gridCol w:w="1414"/>
+        <w:gridCol w:w="992"/>
+        <w:gridCol w:w="1701"/>
+        <w:gridCol w:w="1985"/>
       </w:tblGrid>
       <w:tr>
         <w:trPr>
@@ -3622,7 +3594,6 @@
                 <w:sz w:val="22"/>
                 <w:szCs w:val="22"/>
               </w:rPr>
-              <w:lastRenderedPageBreak/>
               <w:t>Titulo</w:t>
             </w:r>
             <w:proofErr w:type="spellEnd"/>
@@ -3852,6 +3823,7 @@
                 <w:szCs w:val="22"/>
                 <w:lang w:val="es-PE"/>
               </w:rPr>
+              <w:lastRenderedPageBreak/>
               <w:t>Descripción:</w:t>
             </w:r>
             <w:r>
@@ -3977,16 +3949,16 @@
           <w:p>
             <w:pPr>
               <w:jc w:val="center"/>
+              <w:rPr>
+                <w:u w:val="single"/>
+              </w:rPr>
             </w:pPr>
             <w:r>
-              <w:rPr>
-                <w:noProof/>
-              </w:rPr>
               <w:drawing>
-                <wp:inline distT="0" distB="0" distL="0" distR="0" wp14:anchorId="2D569FA2" wp14:editId="6F36C471">
-                  <wp:extent cx="6645216" cy="4351397"/>
-                  <wp:effectExtent l="0" t="0" r="3810" b="0"/>
-                  <wp:docPr id="615991642" name="Imagen 1"/>
+                <wp:inline distT="0" distB="0" distL="0" distR="0" wp14:anchorId="3591BDD2" wp14:editId="332BE0D4">
+                  <wp:extent cx="6332220" cy="4129405"/>
+                  <wp:effectExtent l="0" t="0" r="0" b="4445"/>
+                  <wp:docPr id="1977203135" name="Imagen 1"/>
                   <wp:cNvGraphicFramePr>
                     <a:graphicFrameLocks xmlns:a="http://schemas.openxmlformats.org/drawingml/2006/main" noChangeAspect="1"/>
                   </wp:cNvGraphicFramePr>
@@ -3994,7 +3966,7 @@
                     <a:graphicData uri="http://schemas.openxmlformats.org/drawingml/2006/picture">
                       <pic:pic xmlns:pic="http://schemas.openxmlformats.org/drawingml/2006/picture">
                         <pic:nvPicPr>
-                          <pic:cNvPr id="615991642" name=""/>
+                          <pic:cNvPr id="1977203135" name=""/>
                           <pic:cNvPicPr/>
                         </pic:nvPicPr>
                         <pic:blipFill>
@@ -4006,7 +3978,7 @@
                         <pic:spPr>
                           <a:xfrm>
                             <a:off x="0" y="0"/>
-                            <a:ext cx="6645216" cy="4351397"/>
+                            <a:ext cx="6332220" cy="4129405"/>
                           </a:xfrm>
                           <a:prstGeom prst="rect">
                             <a:avLst/>
@@ -4100,7 +4072,6 @@
               <w:jc w:val="center"/>
             </w:pPr>
             <w:r>
-              <w:lastRenderedPageBreak/>
               <w:t>1</w:t>
             </w:r>
           </w:p>
@@ -4132,33 +4103,7 @@
               <w:rPr>
                 <w:lang w:val="es-PE"/>
               </w:rPr>
-              <w:t xml:space="preserve">En la pantalla home, al presionar “DOBLE CLICK” en el </w:t>
-            </w:r>
-            <w:proofErr w:type="spellStart"/>
-            <w:r>
-              <w:rPr>
-                <w:lang w:val="es-PE"/>
-              </w:rPr>
-              <w:t>card</w:t>
-            </w:r>
-            <w:proofErr w:type="spellEnd"/>
-            <w:r>
-              <w:rPr>
-                <w:lang w:val="es-PE"/>
-              </w:rPr>
-              <w:t xml:space="preserve"> de publicación entonces el sistema muestra </w:t>
-            </w:r>
-            <w:r>
-              <w:rPr>
-                <w:lang w:val="es-PE"/>
-              </w:rPr>
-              <w:t>más</w:t>
-            </w:r>
-            <w:r>
-              <w:rPr>
-                <w:lang w:val="es-PE"/>
-              </w:rPr>
-              <w:t xml:space="preserve"> detalle de la publicación y redirige a una vista más detallada.</w:t>
+              <w:t>En la pantalla home, al presionar “DOBLE CLICK” en el card de publicación entonces el sistema muestra más detalle de la publicación y redirige a una vista más detallada.</w:t>
             </w:r>
           </w:p>
         </w:tc>
@@ -4185,6 +4130,7 @@
               <w:jc w:val="center"/>
             </w:pPr>
             <w:r>
+              <w:lastRenderedPageBreak/>
               <w:t>2</w:t>
             </w:r>
           </w:p>

--- a/01 Documentación/Scrum/Sprint I/EcoWaste_Historias de usuario Sprint I.docx
+++ b/01 Documentación/Scrum/Sprint I/EcoWaste_Historias de usuario Sprint I.docx
@@ -1074,6 +1074,9 @@
               <w:jc w:val="center"/>
             </w:pPr>
             <w:r>
+              <w:rPr>
+                <w:noProof/>
+              </w:rPr>
               <w:drawing>
                 <wp:inline distT="0" distB="0" distL="0" distR="0" wp14:anchorId="037CA5BD" wp14:editId="5FEEE42D">
                   <wp:extent cx="6332220" cy="4041775"/>
@@ -1116,6 +1119,9 @@
               <w:jc w:val="center"/>
             </w:pPr>
             <w:r>
+              <w:rPr>
+                <w:noProof/>
+              </w:rPr>
               <w:lastRenderedPageBreak/>
               <w:drawing>
                 <wp:inline distT="0" distB="0" distL="0" distR="0" wp14:anchorId="25AB10EF" wp14:editId="2EB5660F">
@@ -1804,6 +1810,9 @@
               <w:jc w:val="center"/>
             </w:pPr>
             <w:r>
+              <w:rPr>
+                <w:noProof/>
+              </w:rPr>
               <w:drawing>
                 <wp:inline distT="0" distB="0" distL="0" distR="0" wp14:anchorId="5E083575" wp14:editId="7BF7B001">
                   <wp:extent cx="6332220" cy="4163060"/>
@@ -1846,7 +1855,84 @@
               <w:jc w:val="center"/>
             </w:pPr>
             <w:r>
+              <w:rPr>
+                <w:noProof/>
+              </w:rPr>
               <w:lastRenderedPageBreak/>
+              <mc:AlternateContent>
+                <mc:Choice Requires="wps">
+                  <w:drawing>
+                    <wp:anchor distT="0" distB="0" distL="114300" distR="114300" simplePos="0" relativeHeight="251660288" behindDoc="0" locked="0" layoutInCell="1" allowOverlap="1" wp14:anchorId="47307A53" wp14:editId="37D48919">
+                      <wp:simplePos x="0" y="0"/>
+                      <wp:positionH relativeFrom="column">
+                        <wp:posOffset>3962400</wp:posOffset>
+                      </wp:positionH>
+                      <wp:positionV relativeFrom="paragraph">
+                        <wp:posOffset>3077210</wp:posOffset>
+                      </wp:positionV>
+                      <wp:extent cx="1303020" cy="175260"/>
+                      <wp:effectExtent l="0" t="0" r="11430" b="15240"/>
+                      <wp:wrapNone/>
+                      <wp:docPr id="233051706" name="Rectángulo 2"/>
+                      <wp:cNvGraphicFramePr/>
+                      <a:graphic xmlns:a="http://schemas.openxmlformats.org/drawingml/2006/main">
+                        <a:graphicData uri="http://schemas.microsoft.com/office/word/2010/wordprocessingShape">
+                          <wps:wsp>
+                            <wps:cNvSpPr/>
+                            <wps:spPr>
+                              <a:xfrm>
+                                <a:off x="0" y="0"/>
+                                <a:ext cx="1303020" cy="175260"/>
+                              </a:xfrm>
+                              <a:prstGeom prst="rect">
+                                <a:avLst/>
+                              </a:prstGeom>
+                              <a:solidFill>
+                                <a:schemeClr val="bg1"/>
+                              </a:solidFill>
+                              <a:ln>
+                                <a:solidFill>
+                                  <a:schemeClr val="bg1"/>
+                                </a:solidFill>
+                              </a:ln>
+                            </wps:spPr>
+                            <wps:style>
+                              <a:lnRef idx="2">
+                                <a:schemeClr val="accent6"/>
+                              </a:lnRef>
+                              <a:fillRef idx="1">
+                                <a:schemeClr val="lt1"/>
+                              </a:fillRef>
+                              <a:effectRef idx="0">
+                                <a:schemeClr val="accent6"/>
+                              </a:effectRef>
+                              <a:fontRef idx="minor">
+                                <a:schemeClr val="dk1"/>
+                              </a:fontRef>
+                            </wps:style>
+                            <wps:bodyPr rot="0" spcFirstLastPara="0" vertOverflow="overflow" horzOverflow="overflow" vert="horz" wrap="square" lIns="91440" tIns="45720" rIns="91440" bIns="45720" numCol="1" spcCol="0" rtlCol="0" fromWordArt="0" anchor="ctr" anchorCtr="0" forceAA="0" compatLnSpc="1">
+                              <a:prstTxWarp prst="textNoShape">
+                                <a:avLst/>
+                              </a:prstTxWarp>
+                              <a:noAutofit/>
+                            </wps:bodyPr>
+                          </wps:wsp>
+                        </a:graphicData>
+                      </a:graphic>
+                    </wp:anchor>
+                  </w:drawing>
+                </mc:Choice>
+                <mc:Fallback>
+                  <w:pict>
+                    <v:rect w14:anchorId="7EC45DCC" id="Rectángulo 2" o:spid="_x0000_s1026" style="position:absolute;margin-left:312pt;margin-top:242.3pt;width:102.6pt;height:13.8pt;z-index:251660288;visibility:visible;mso-wrap-style:square;mso-wrap-distance-left:9pt;mso-wrap-distance-top:0;mso-wrap-distance-right:9pt;mso-wrap-distance-bottom:0;mso-position-horizontal:absolute;mso-position-horizontal-relative:text;mso-position-vertical:absolute;mso-position-vertical-relative:text;v-text-anchor:middle" o:gfxdata="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" fillcolor="white [3212]" strokecolor="white [3212]" strokeweight="1.5pt"/>
+                  </w:pict>
+                </mc:Fallback>
+              </mc:AlternateContent>
+            </w:r>
+            <w:r>
+              <w:rPr>
+                <w:noProof/>
+              </w:rPr>
               <w:drawing>
                 <wp:inline distT="0" distB="0" distL="0" distR="0" wp14:anchorId="66803229" wp14:editId="5F11468E">
                   <wp:extent cx="6332220" cy="4148455"/>
@@ -1997,7 +2083,33 @@
               <w:rPr>
                 <w:lang w:val="es-PE"/>
               </w:rPr>
-              <w:t>Al actualizar cualquier campo de la publicación y se hace Click en “Guardar” el sistema muestra un mensaje de “Cambios guardados y actualizados correctamente” y redirige a Home</w:t>
+              <w:t>Al actualizar cualquier campo de la publicación</w:t>
+            </w:r>
+            <w:r>
+              <w:rPr>
+                <w:lang w:val="es-PE"/>
+              </w:rPr>
+              <w:t>, se habilita el botón “Guardar”</w:t>
+            </w:r>
+            <w:r>
+              <w:rPr>
+                <w:lang w:val="es-PE"/>
+              </w:rPr>
+              <w:t xml:space="preserve"> y se hace Click </w:t>
+            </w:r>
+            <w:r>
+              <w:rPr>
+                <w:b/>
+                <w:bCs/>
+                <w:lang w:val="es-PE"/>
+              </w:rPr>
+              <w:t>en “Guardar”</w:t>
+            </w:r>
+            <w:r>
+              <w:rPr>
+                <w:lang w:val="es-PE"/>
+              </w:rPr>
+              <w:t xml:space="preserve"> el sistema muestra un mensaje de “Cambios guardados y actualizados correctamente” y redirige a Home</w:t>
             </w:r>
           </w:p>
         </w:tc>
@@ -2055,7 +2167,13 @@
               <w:rPr>
                 <w:lang w:val="es-PE"/>
               </w:rPr>
-              <w:t>El ingresar a la interfaz de edición de publicaciones y no realizar ningún cambio, el botón “Guardar” no se habilitará y el sistema informara con un mensaje no invasivo “No se detectaron cambios”</w:t>
+              <w:t>El ingresar a la interfaz de edición de publicaciones y no realizar ningún cambio, el botón “Guardar” no se habilitará</w:t>
+            </w:r>
+            <w:r>
+              <w:rPr>
+                <w:lang w:val="es-PE"/>
+              </w:rPr>
+              <w:t xml:space="preserve"> y el color de fondo del botón cambia.</w:t>
             </w:r>
           </w:p>
         </w:tc>
@@ -2615,6 +2733,9 @@
               </mc:AlternateContent>
             </w:r>
             <w:r>
+              <w:rPr>
+                <w:noProof/>
+              </w:rPr>
               <w:drawing>
                 <wp:inline distT="0" distB="0" distL="0" distR="0" wp14:anchorId="1E49604D" wp14:editId="00002612">
                   <wp:extent cx="6332220" cy="4041775"/>
@@ -2829,6 +2950,32 @@
               </w:rPr>
               <w:t>.</w:t>
             </w:r>
+            <w:r>
+              <w:rPr>
+                <w:lang w:val="es-PE"/>
+              </w:rPr>
+              <w:t xml:space="preserve"> </w:t>
+            </w:r>
+            <w:r>
+              <w:rPr>
+                <w:lang w:val="es-PE"/>
+              </w:rPr>
+              <w:t xml:space="preserve">El modal de confirmación aparece </w:t>
+            </w:r>
+            <w:r>
+              <w:rPr>
+                <w:b/>
+                <w:bCs/>
+                <w:lang w:val="es-PE"/>
+              </w:rPr>
+              <w:t>y se presiona “SI”</w:t>
+            </w:r>
+            <w:r>
+              <w:rPr>
+                <w:lang w:val="es-PE"/>
+              </w:rPr>
+              <w:t xml:space="preserve"> entonces el sistema elimina la publicación de todos los registros en base de datos y confirma al usuario con un mensaje “Publicación eliminada correctamente”</w:t>
+            </w:r>
           </w:p>
         </w:tc>
       </w:tr>
@@ -2854,6 +3001,7 @@
               <w:jc w:val="center"/>
             </w:pPr>
             <w:r>
+              <w:lastRenderedPageBreak/>
               <w:t>2</w:t>
             </w:r>
           </w:p>
@@ -2885,7 +3033,55 @@
               <w:rPr>
                 <w:lang w:val="es-PE"/>
               </w:rPr>
-              <w:t>El modal de confirmación aparece y se presiona “SI” entonces el sistema elimina la publicación de todos los registros en base de datos y confirma al usuario con un mensaje “Publicación eliminada correctamente”</w:t>
+              <w:t>Al seleccionar un ítem de la tabla y abrir las acciones, se presiona “Eliminar” el sistema muestra un mensaje de confirmación si está segura de eliminar</w:t>
+            </w:r>
+            <w:r>
+              <w:rPr>
+                <w:lang w:val="es-PE"/>
+              </w:rPr>
+              <w:t xml:space="preserve">. </w:t>
+            </w:r>
+            <w:r>
+              <w:rPr>
+                <w:lang w:val="es-PE"/>
+              </w:rPr>
+              <w:t xml:space="preserve">El modal de confirmación aparece </w:t>
+            </w:r>
+            <w:r>
+              <w:rPr>
+                <w:b/>
+                <w:bCs/>
+                <w:lang w:val="es-PE"/>
+              </w:rPr>
+              <w:t>y se presiona “</w:t>
+            </w:r>
+            <w:r>
+              <w:rPr>
+                <w:b/>
+                <w:bCs/>
+                <w:lang w:val="es-PE"/>
+              </w:rPr>
+              <w:t>NO</w:t>
+            </w:r>
+            <w:r>
+              <w:rPr>
+                <w:b/>
+                <w:bCs/>
+                <w:lang w:val="es-PE"/>
+              </w:rPr>
+              <w:t>”</w:t>
+            </w:r>
+            <w:r>
+              <w:rPr>
+                <w:lang w:val="es-PE"/>
+              </w:rPr>
+              <w:t xml:space="preserve"> entonces el sistema</w:t>
+            </w:r>
+            <w:r>
+              <w:rPr>
+                <w:lang w:val="es-PE"/>
+              </w:rPr>
+              <w:t xml:space="preserve"> cerrara todos los modales en pantalla.</w:t>
             </w:r>
           </w:p>
         </w:tc>
@@ -2924,7 +3120,6 @@
                 <w:sz w:val="22"/>
                 <w:szCs w:val="22"/>
               </w:rPr>
-              <w:lastRenderedPageBreak/>
               <w:t>Titulo</w:t>
             </w:r>
             <w:proofErr w:type="spellEnd"/>
@@ -3073,7 +3268,7 @@
         </w:tc>
         <w:tc>
           <w:tcPr>
-            <w:tcW w:w="1841" w:type="dxa"/>
+            <w:tcW w:w="1842" w:type="dxa"/>
             <w:gridSpan w:val="2"/>
             <w:tcBorders>
               <w:top w:val="single" w:sz="4" w:space="0" w:color="000000"/>
@@ -3108,7 +3303,7 @@
       <w:tr>
         <w:tc>
           <w:tcPr>
-            <w:tcW w:w="10670" w:type="dxa"/>
+            <w:tcW w:w="10671" w:type="dxa"/>
             <w:gridSpan w:val="11"/>
             <w:tcBorders>
               <w:top w:val="single" w:sz="4" w:space="0" w:color="000000"/>
@@ -3156,7 +3351,7 @@
       <w:tr>
         <w:tc>
           <w:tcPr>
-            <w:tcW w:w="10670" w:type="dxa"/>
+            <w:tcW w:w="10671" w:type="dxa"/>
             <w:gridSpan w:val="11"/>
             <w:tcBorders>
               <w:top w:val="single" w:sz="4" w:space="0" w:color="000000"/>
@@ -3194,7 +3389,7 @@
         </w:trPr>
         <w:tc>
           <w:tcPr>
-            <w:tcW w:w="10670" w:type="dxa"/>
+            <w:tcW w:w="10671" w:type="dxa"/>
             <w:gridSpan w:val="11"/>
             <w:tcBorders>
               <w:top w:val="single" w:sz="4" w:space="0" w:color="000000"/>
@@ -3214,6 +3409,9 @@
               <w:jc w:val="center"/>
             </w:pPr>
             <w:r>
+              <w:rPr>
+                <w:noProof/>
+              </w:rPr>
               <w:drawing>
                 <wp:inline distT="0" distB="0" distL="0" distR="0" wp14:anchorId="162144AD" wp14:editId="1554554D">
                   <wp:extent cx="6332220" cy="4862830"/>
@@ -3256,6 +3454,9 @@
               <w:jc w:val="center"/>
             </w:pPr>
             <w:r>
+              <w:rPr>
+                <w:noProof/>
+              </w:rPr>
               <w:lastRenderedPageBreak/>
               <w:drawing>
                 <wp:inline distT="0" distB="0" distL="0" distR="0" wp14:anchorId="073CEF1E" wp14:editId="47AE0A65">
@@ -3299,7 +3500,7 @@
       <w:tr>
         <w:tc>
           <w:tcPr>
-            <w:tcW w:w="10670" w:type="dxa"/>
+            <w:tcW w:w="10671" w:type="dxa"/>
             <w:gridSpan w:val="11"/>
             <w:tcBorders>
               <w:top w:val="single" w:sz="4" w:space="0" w:color="000000"/>
@@ -3383,7 +3584,7 @@
         </w:tc>
         <w:tc>
           <w:tcPr>
-            <w:tcW w:w="9611" w:type="dxa"/>
+            <w:tcW w:w="9612" w:type="dxa"/>
             <w:gridSpan w:val="9"/>
             <w:tcBorders>
               <w:top w:val="single" w:sz="4" w:space="0" w:color="000000"/>
@@ -3408,21 +3609,7 @@
               <w:rPr>
                 <w:lang w:val="es-PE"/>
               </w:rPr>
-              <w:t xml:space="preserve">Al ingresar a la página Home, se listan automáticamente todas las publicaciones disponibles con imagen y fecha de la </w:t>
-            </w:r>
-            <w:proofErr w:type="spellStart"/>
-            <w:r>
-              <w:rPr>
-                <w:lang w:val="es-PE"/>
-              </w:rPr>
-              <w:t>mas</w:t>
-            </w:r>
-            <w:proofErr w:type="spellEnd"/>
-            <w:r>
-              <w:rPr>
-                <w:lang w:val="es-PE"/>
-              </w:rPr>
-              <w:t xml:space="preserve"> reciente a la más antigua</w:t>
+              <w:t>Al ingresar a la página Home, se listan automáticamente todas las publicaciones disponibles con imagen y fecha de la más reciente a la más antigua</w:t>
             </w:r>
           </w:p>
         </w:tc>
@@ -3456,7 +3643,7 @@
         </w:tc>
         <w:tc>
           <w:tcPr>
-            <w:tcW w:w="9611" w:type="dxa"/>
+            <w:tcW w:w="9612" w:type="dxa"/>
             <w:gridSpan w:val="9"/>
             <w:tcBorders>
               <w:top w:val="single" w:sz="4" w:space="0" w:color="000000"/>
@@ -3954,6 +4141,9 @@
               </w:rPr>
             </w:pPr>
             <w:r>
+              <w:rPr>
+                <w:noProof/>
+              </w:rPr>
               <w:drawing>
                 <wp:inline distT="0" distB="0" distL="0" distR="0" wp14:anchorId="3591BDD2" wp14:editId="332BE0D4">
                   <wp:extent cx="6332220" cy="4129405"/>
@@ -4103,7 +4293,55 @@
               <w:rPr>
                 <w:lang w:val="es-PE"/>
               </w:rPr>
-              <w:t>En la pantalla home, al presionar “DOBLE CLICK” en el card de publicación entonces el sistema muestra más detalle de la publicación y redirige a una vista más detallada.</w:t>
+              <w:t xml:space="preserve">En la pantalla </w:t>
+            </w:r>
+            <w:r>
+              <w:rPr>
+                <w:lang w:val="es-PE"/>
+              </w:rPr>
+              <w:t>Post</w:t>
+            </w:r>
+            <w:r>
+              <w:rPr>
+                <w:lang w:val="es-PE"/>
+              </w:rPr>
+              <w:t>, al presionar “DOBLE CLICK” en el card de publicación entonces el sistema muestra más detalle de la publicación y redirige a una vista más detallada.</w:t>
+            </w:r>
+            <w:r>
+              <w:rPr>
+                <w:lang w:val="es-PE"/>
+              </w:rPr>
+              <w:t xml:space="preserve"> </w:t>
+            </w:r>
+            <w:r>
+              <w:rPr>
+                <w:lang w:val="es-PE"/>
+              </w:rPr>
+              <w:t xml:space="preserve">Al ingresar a la pantalla más detalle de publicación, </w:t>
+            </w:r>
+            <w:r>
+              <w:rPr>
+                <w:lang w:val="es-PE"/>
+              </w:rPr>
+              <w:t xml:space="preserve">el sistema </w:t>
+            </w:r>
+            <w:r>
+              <w:rPr>
+                <w:lang w:val="es-PE"/>
+              </w:rPr>
+              <w:t xml:space="preserve">lista </w:t>
+            </w:r>
+            <w:r>
+              <w:rPr>
+                <w:lang w:val="es-PE"/>
+              </w:rPr>
+              <w:t xml:space="preserve">los datos de </w:t>
+            </w:r>
+            <w:r>
+              <w:rPr>
+                <w:lang w:val="es-PE"/>
+              </w:rPr>
+              <w:t>la publicación seleccionada y el usuario que la creo</w:t>
             </w:r>
           </w:p>
         </w:tc>
@@ -4162,7 +4400,13 @@
               <w:rPr>
                 <w:lang w:val="es-PE"/>
               </w:rPr>
-              <w:t>Al ingresar a la pantalla más detalle de publicación, se lista la publicación seleccionada y el usuario que la creo</w:t>
+              <w:t xml:space="preserve">Al ingresar a la pantalla </w:t>
+            </w:r>
+            <w:r>
+              <w:rPr>
+                <w:lang w:val="es-PE"/>
+              </w:rPr>
+              <w:t>Post y solo se hace “Un Click” en el card de la publicación entonces el sistema solo marca el con un borde a el Card seleccionado.</w:t>
             </w:r>
           </w:p>
         </w:tc>
